--- a/cv/index.docx
+++ b/cv/index.docx
@@ -352,7 +352,7 @@
         <w:t xml:space="preserve">Publications</w:t>
       </w:r>
     </w:p>
-    <w:bookmarkStart w:id="26" w:name="preprints"/>
+    <w:bookmarkStart w:id="27" w:name="preprints"/>
     <w:p>
       <w:pPr>
         <w:pStyle w:val="Heading3"/>
@@ -369,20 +369,23 @@
         </w:numPr>
       </w:pPr>
       <w:r>
-        <w:t xml:space="preserve">Miller, C. M.,</w:t>
-      </w:r>
-      <w:r>
-        <w:t xml:space="preserve"> </w:t>
-      </w:r>
-      <w:r>
-        <w:rPr>
-          <w:b/>
-          <w:bCs/>
-        </w:rPr>
-        <w:t xml:space="preserve">Lydeamore, M. J.</w:t>
-      </w:r>
-      <w:r>
-        <w:t xml:space="preserve">, Waddle, A. W., Berger, L., Skerratt, L. F., Flegg, J. A., &amp; Campbell, P. T. (2025).</w:t>
+        <w:t xml:space="preserve">Gamage, J. P., Cook, D., Harrison, P., &amp;</w:t>
+      </w:r>
+      <w:r>
+        <w:t xml:space="preserve"> </w:t>
+      </w:r>
+      <w:r>
+        <w:rPr>
+          <w:b/>
+          <w:bCs/>
+        </w:rPr>
+        <w:t xml:space="preserve">Lydeamore, M.</w:t>
+      </w:r>
+      <w:r>
+        <w:t xml:space="preserve"> </w:t>
+      </w:r>
+      <w:r>
+        <w:t xml:space="preserve">(2025).</w:t>
       </w:r>
       <w:r>
         <w:t xml:space="preserve"> </w:t>
@@ -392,6 +395,57 @@
           <w:i/>
           <w:iCs/>
         </w:rPr>
+        <w:t xml:space="preserve">Stop Lying to Me: New Visual Tools to Choose the Most Honest Nonlinear Dimension Reduction</w:t>
+      </w:r>
+      <w:r>
+        <w:t xml:space="preserve"> </w:t>
+      </w:r>
+      <w:r>
+        <w:t xml:space="preserve">(No. arXiv:2506.22051). arXiv.</w:t>
+      </w:r>
+      <w:r>
+        <w:t xml:space="preserve"> </w:t>
+      </w:r>
+      <w:hyperlink r:id="rId22">
+        <w:r>
+          <w:rPr>
+            <w:rStyle w:val="Hyperlink"/>
+          </w:rPr>
+          <w:t xml:space="preserve">https://doi.org/10.48550/arXiv.2506.22051</w:t>
+        </w:r>
+      </w:hyperlink>
+    </w:p>
+    <w:p>
+      <w:pPr>
+        <w:numPr>
+          <w:ilvl w:val="0"/>
+          <w:numId w:val="1001"/>
+        </w:numPr>
+      </w:pPr>
+      <w:r>
+        <w:t xml:space="preserve">Miller, C. M.,</w:t>
+      </w:r>
+      <w:r>
+        <w:t xml:space="preserve"> </w:t>
+      </w:r>
+      <w:r>
+        <w:rPr>
+          <w:b/>
+          <w:bCs/>
+        </w:rPr>
+        <w:t xml:space="preserve">Lydeamore, M. J.</w:t>
+      </w:r>
+      <w:r>
+        <w:t xml:space="preserve">, Waddle, A. W., Berger, L., Skerratt, L. F., Flegg, J. A., &amp; Campbell, P. T. (2025).</w:t>
+      </w:r>
+      <w:r>
+        <w:t xml:space="preserve"> </w:t>
+      </w:r>
+      <w:r>
+        <w:rPr>
+          <w:i/>
+          <w:iCs/>
+        </w:rPr>
         <w:t xml:space="preserve">Mathematical modelling of chytridiomycosis transmission in frogs</w:t>
       </w:r>
       <w:r>
@@ -403,7 +457,7 @@
       <w:r>
         <w:t xml:space="preserve"> </w:t>
       </w:r>
-      <w:hyperlink r:id="rId22">
+      <w:hyperlink r:id="rId23">
         <w:r>
           <w:rPr>
             <w:rStyle w:val="Hyperlink"/>
@@ -451,7 +505,7 @@
       <w:r>
         <w:t xml:space="preserve"> </w:t>
       </w:r>
-      <w:hyperlink r:id="rId23">
+      <w:hyperlink r:id="rId24">
         <w:r>
           <w:rPr>
             <w:rStyle w:val="Hyperlink"/>
@@ -493,7 +547,7 @@
       <w:r>
         <w:t xml:space="preserve"> </w:t>
       </w:r>
-      <w:hyperlink r:id="rId24">
+      <w:hyperlink r:id="rId25">
         <w:r>
           <w:rPr>
             <w:rStyle w:val="Hyperlink"/>
@@ -541,7 +595,7 @@
       <w:r>
         <w:t xml:space="preserve"> </w:t>
       </w:r>
-      <w:hyperlink r:id="rId25">
+      <w:hyperlink r:id="rId26">
         <w:r>
           <w:rPr>
             <w:rStyle w:val="Hyperlink"/>
@@ -550,7 +604,7 @@
         </w:r>
       </w:hyperlink>
     </w:p>
-    <w:bookmarkEnd w:id="26"/>
+    <w:bookmarkEnd w:id="27"/>
     <w:bookmarkStart w:id="47" w:name="peer-reviewed-articles"/>
     <w:p>
       <w:pPr>
@@ -612,7 +666,7 @@
       <w:r>
         <w:t xml:space="preserve"> </w:t>
       </w:r>
-      <w:hyperlink r:id="rId27">
+      <w:hyperlink r:id="rId28">
         <w:r>
           <w:rPr>
             <w:rStyle w:val="Hyperlink"/>
@@ -654,7 +708,7 @@
       <w:r>
         <w:t xml:space="preserve"> </w:t>
       </w:r>
-      <w:hyperlink r:id="rId28">
+      <w:hyperlink r:id="rId29">
         <w:r>
           <w:rPr>
             <w:rStyle w:val="Hyperlink"/>
@@ -709,7 +763,7 @@
       <w:r>
         <w:t xml:space="preserve"> </w:t>
       </w:r>
-      <w:hyperlink r:id="rId29">
+      <w:hyperlink r:id="rId30">
         <w:r>
           <w:rPr>
             <w:rStyle w:val="Hyperlink"/>
@@ -770,7 +824,7 @@
       <w:r>
         <w:t xml:space="preserve"> </w:t>
       </w:r>
-      <w:hyperlink r:id="rId30">
+      <w:hyperlink r:id="rId31">
         <w:r>
           <w:rPr>
             <w:rStyle w:val="Hyperlink"/>
@@ -831,7 +885,7 @@
       <w:r>
         <w:t xml:space="preserve"> </w:t>
       </w:r>
-      <w:hyperlink r:id="rId31">
+      <w:hyperlink r:id="rId32">
         <w:r>
           <w:rPr>
             <w:rStyle w:val="Hyperlink"/>
@@ -892,7 +946,7 @@
       <w:r>
         <w:t xml:space="preserve"> </w:t>
       </w:r>
-      <w:hyperlink r:id="rId32">
+      <w:hyperlink r:id="rId33">
         <w:r>
           <w:rPr>
             <w:rStyle w:val="Hyperlink"/>
@@ -953,7 +1007,7 @@
       <w:r>
         <w:t xml:space="preserve"> </w:t>
       </w:r>
-      <w:hyperlink r:id="rId33">
+      <w:hyperlink r:id="rId34">
         <w:r>
           <w:rPr>
             <w:rStyle w:val="Hyperlink"/>
@@ -1014,7 +1068,7 @@
       <w:r>
         <w:t xml:space="preserve"> </w:t>
       </w:r>
-      <w:hyperlink r:id="rId34">
+      <w:hyperlink r:id="rId35">
         <w:r>
           <w:rPr>
             <w:rStyle w:val="Hyperlink"/>
@@ -1075,7 +1129,7 @@
       <w:r>
         <w:t xml:space="preserve"> </w:t>
       </w:r>
-      <w:hyperlink r:id="rId35">
+      <w:hyperlink r:id="rId36">
         <w:r>
           <w:rPr>
             <w:rStyle w:val="Hyperlink"/>
@@ -1130,7 +1184,7 @@
       <w:r>
         <w:t xml:space="preserve"> </w:t>
       </w:r>
-      <w:hyperlink r:id="rId36">
+      <w:hyperlink r:id="rId37">
         <w:r>
           <w:rPr>
             <w:rStyle w:val="Hyperlink"/>
@@ -1191,7 +1245,7 @@
       <w:r>
         <w:t xml:space="preserve"> </w:t>
       </w:r>
-      <w:hyperlink r:id="rId37">
+      <w:hyperlink r:id="rId38">
         <w:r>
           <w:rPr>
             <w:rStyle w:val="Hyperlink"/>
@@ -1252,7 +1306,7 @@
       <w:r>
         <w:t xml:space="preserve"> </w:t>
       </w:r>
-      <w:hyperlink r:id="rId38">
+      <w:hyperlink r:id="rId39">
         <w:r>
           <w:rPr>
             <w:rStyle w:val="Hyperlink"/>
@@ -1313,7 +1367,7 @@
       <w:r>
         <w:t xml:space="preserve"> </w:t>
       </w:r>
-      <w:hyperlink r:id="rId39">
+      <w:hyperlink r:id="rId40">
         <w:r>
           <w:rPr>
             <w:rStyle w:val="Hyperlink"/>
@@ -1408,7 +1462,7 @@
       <w:r>
         <w:t xml:space="preserve"> </w:t>
       </w:r>
-      <w:hyperlink r:id="rId40">
+      <w:hyperlink r:id="rId41">
         <w:r>
           <w:rPr>
             <w:rStyle w:val="Hyperlink"/>
@@ -1463,7 +1517,7 @@
       <w:r>
         <w:t xml:space="preserve"> </w:t>
       </w:r>
-      <w:hyperlink r:id="rId41">
+      <w:hyperlink r:id="rId42">
         <w:r>
           <w:rPr>
             <w:rStyle w:val="Hyperlink"/>
@@ -1524,7 +1578,7 @@
       <w:r>
         <w:t xml:space="preserve"> </w:t>
       </w:r>
-      <w:hyperlink r:id="rId42">
+      <w:hyperlink r:id="rId43">
         <w:r>
           <w:rPr>
             <w:rStyle w:val="Hyperlink"/>
@@ -1566,7 +1620,7 @@
       <w:r>
         <w:t xml:space="preserve"> </w:t>
       </w:r>
-      <w:hyperlink r:id="rId43">
+      <w:hyperlink r:id="rId44">
         <w:r>
           <w:rPr>
             <w:rStyle w:val="Hyperlink"/>
@@ -1608,7 +1662,7 @@
       <w:r>
         <w:t xml:space="preserve"> </w:t>
       </w:r>
-      <w:hyperlink r:id="rId44">
+      <w:hyperlink r:id="rId45">
         <w:r>
           <w:rPr>
             <w:rStyle w:val="Hyperlink"/>
@@ -1653,73 +1707,12 @@
       <w:r>
         <w:t xml:space="preserve"> </w:t>
       </w:r>
-      <w:hyperlink r:id="rId45">
+      <w:hyperlink r:id="rId46">
         <w:r>
           <w:rPr>
             <w:rStyle w:val="Hyperlink"/>
           </w:rPr>
           <w:t xml:space="preserve">http://minerva-access.unimelb.edu.au/handle/11343/221232</w:t>
-        </w:r>
-      </w:hyperlink>
-    </w:p>
-    <w:p>
-      <w:pPr>
-        <w:numPr>
-          <w:ilvl w:val="0"/>
-          <w:numId w:val="1002"/>
-        </w:numPr>
-      </w:pPr>
-      <w:r>
-        <w:t xml:space="preserve">Vino, T., Singh, G. R., Davison, B., Campbell, P. T.,</w:t>
-      </w:r>
-      <w:r>
-        <w:t xml:space="preserve"> </w:t>
-      </w:r>
-      <w:r>
-        <w:rPr>
-          <w:b/>
-          <w:bCs/>
-        </w:rPr>
-        <w:t xml:space="preserve">Lydeamore, M. J.</w:t>
-      </w:r>
-      <w:r>
-        <w:t xml:space="preserve">, Robinson, A., McVernon, J., Tong, S. Y. C., &amp; Geard, N. (2017). Indigenous Australian household structure: a simple data collection tool and implications for close contact transmission of communicable diseases.</w:t>
-      </w:r>
-      <w:r>
-        <w:t xml:space="preserve"> </w:t>
-      </w:r>
-      <w:r>
-        <w:rPr>
-          <w:i/>
-          <w:iCs/>
-        </w:rPr>
-        <w:t xml:space="preserve">PeerJ</w:t>
-      </w:r>
-      <w:r>
-        <w:t xml:space="preserve">,</w:t>
-      </w:r>
-      <w:r>
-        <w:t xml:space="preserve"> </w:t>
-      </w:r>
-      <w:r>
-        <w:rPr>
-          <w:i/>
-          <w:iCs/>
-        </w:rPr>
-        <w:t xml:space="preserve">5</w:t>
-      </w:r>
-      <w:r>
-        <w:t xml:space="preserve">, e3958.</w:t>
-      </w:r>
-      <w:r>
-        <w:t xml:space="preserve"> </w:t>
-      </w:r>
-      <w:hyperlink r:id="rId46">
-        <w:r>
-          <w:rPr>
-            <w:rStyle w:val="Hyperlink"/>
-          </w:rPr>
-          <w:t xml:space="preserve">https://doi.org/10.7717/peerj.3958</w:t>
         </w:r>
       </w:hyperlink>
     </w:p>

--- a/cv/index.docx
+++ b/cv/index.docx
@@ -352,7 +352,7 @@
         <w:t xml:space="preserve">Publications</w:t>
       </w:r>
     </w:p>
-    <w:bookmarkStart w:id="27" w:name="preprints"/>
+    <w:bookmarkStart w:id="26" w:name="preprints"/>
     <w:p>
       <w:pPr>
         <w:pStyle w:val="Heading3"/>
@@ -556,15 +556,25 @@
         </w:r>
       </w:hyperlink>
     </w:p>
+    <w:bookmarkEnd w:id="26"/>
+    <w:bookmarkStart w:id="47" w:name="peer-reviewed-articles"/>
+    <w:p>
+      <w:pPr>
+        <w:pStyle w:val="Heading3"/>
+      </w:pPr>
+      <w:r>
+        <w:t xml:space="preserve">Peer-reviewed articles</w:t>
+      </w:r>
+    </w:p>
     <w:p>
       <w:pPr>
         <w:numPr>
           <w:ilvl w:val="0"/>
-          <w:numId w:val="1001"/>
+          <w:numId w:val="1002"/>
         </w:numPr>
       </w:pPr>
       <w:r>
-        <w:t xml:space="preserve">Le, T. P., Conway, E., Akpan, E., Abell, I., Abraham, P., Baker, C. M., Campbell, P. T., Cromer, D.,</w:t>
+        <w:t xml:space="preserve">Le, T. P., Conway, E., Akpan, E., Abell, I. R., Abraham, P., Baker, C. M., Campbell, P. T., Cromer, D.,</w:t>
       </w:r>
       <w:r>
         <w:t xml:space="preserve"> </w:t>
@@ -577,7 +587,7 @@
         <w:t xml:space="preserve">Lydeamore, M. J.</w:t>
       </w:r>
       <w:r>
-        <w:t xml:space="preserve">, McDonough, Y., Mueller, I., Ryan, G., Walker, C., Wang, Y., Carvalho, N., &amp; McVernon, J. (2023).</w:t>
+        <w:t xml:space="preserve">, McDonough, Y., Mueller, I., Ryan, G., Walker, C., Wang, Y., Carvalho, N., &amp; McVernon, J. (2025). Health impact and cost-effectiveness of COVID-19 booster vaccination strategies in the early post-Omicron era: a dynamic modelling study.</w:t>
       </w:r>
       <w:r>
         <w:t xml:space="preserve"> </w:t>
@@ -587,32 +597,35 @@
           <w:i/>
           <w:iCs/>
         </w:rPr>
-        <w:t xml:space="preserve">Cost-effective boosting allocations in the post-Omicron era of COVID-19 management</w:t>
-      </w:r>
-      <w:r>
-        <w:t xml:space="preserve">. medRxiv.</w:t>
-      </w:r>
-      <w:r>
-        <w:t xml:space="preserve"> </w:t>
-      </w:r>
-      <w:hyperlink r:id="rId26">
+        <w:t xml:space="preserve">BMJ Global Health</w:t>
+      </w:r>
+      <w:r>
+        <w:t xml:space="preserve">,</w:t>
+      </w:r>
+      <w:r>
+        <w:t xml:space="preserve"> </w:t>
+      </w:r>
+      <w:r>
+        <w:rPr>
+          <w:i/>
+          <w:iCs/>
+        </w:rPr>
+        <w:t xml:space="preserve">10</w:t>
+      </w:r>
+      <w:r>
+        <w:t xml:space="preserve">(9).</w:t>
+      </w:r>
+      <w:r>
+        <w:t xml:space="preserve"> </w:t>
+      </w:r>
+      <w:hyperlink r:id="rId27">
         <w:r>
           <w:rPr>
             <w:rStyle w:val="Hyperlink"/>
           </w:rPr>
-          <w:t xml:space="preserve">https://doi.org/10.1101/2023.11.14.23298536</w:t>
+          <w:t xml:space="preserve">https://doi.org/10.1136/bmjgh-2024-016096</w:t>
         </w:r>
       </w:hyperlink>
-    </w:p>
-    <w:bookmarkEnd w:id="27"/>
-    <w:bookmarkStart w:id="47" w:name="peer-reviewed-articles"/>
-    <w:p>
-      <w:pPr>
-        <w:pStyle w:val="Heading3"/>
-      </w:pPr>
-      <w:r>
-        <w:t xml:space="preserve">Peer-reviewed articles</w:t>
-      </w:r>
     </w:p>
     <w:p>
       <w:pPr>

--- a/cv/index.docx
+++ b/cv/index.docx
@@ -401,7 +401,7 @@
         <w:t xml:space="preserve"> </w:t>
       </w:r>
       <w:r>
-        <w:t xml:space="preserve">(No. arXiv:2506.22051). arXiv.</w:t>
+        <w:t xml:space="preserve">(arXiv:2506.22051). arXiv.</w:t>
       </w:r>
       <w:r>
         <w:t xml:space="preserve"> </w:t>
@@ -452,7 +452,7 @@
         <w:t xml:space="preserve"> </w:t>
       </w:r>
       <w:r>
-        <w:t xml:space="preserve">(No. arXiv:2503.06846). arXiv.</w:t>
+        <w:t xml:space="preserve">(arXiv:2503.06846). arXiv.</w:t>
       </w:r>
       <w:r>
         <w:t xml:space="preserve"> </w:t>

--- a/cv/index.docx
+++ b/cv/index.docx
@@ -1397,56 +1397,6 @@
         </w:numPr>
       </w:pPr>
       <w:r>
-        <w:t xml:space="preserve">Sullivan, S. G., Brotherton, J. M., Lynch, B. M., Cheung, A.,</w:t>
-      </w:r>
-      <w:r>
-        <w:t xml:space="preserve"> </w:t>
-      </w:r>
-      <w:r>
-        <w:rPr>
-          <w:b/>
-          <w:bCs/>
-        </w:rPr>
-        <w:t xml:space="preserve">Lydeamore, M.</w:t>
-      </w:r>
-      <w:r>
-        <w:t xml:space="preserve">, Stevenson, M., Firestone, S., Canevari, J., Nguyen, H. N. J., &amp; Carville, K. S. (2021). Population-based analysis of the epidemiological features of COVID-19 epidemics in Victoria, Australia, January 2020-March 2021, and their suppression through comprehensive control strategies.</w:t>
-      </w:r>
-      <w:r>
-        <w:t xml:space="preserve"> </w:t>
-      </w:r>
-      <w:r>
-        <w:rPr>
-          <w:i/>
-          <w:iCs/>
-        </w:rPr>
-        <w:t xml:space="preserve">Lancet Regional Health - Western Pacific</w:t>
-      </w:r>
-      <w:r>
-        <w:t xml:space="preserve">,</w:t>
-      </w:r>
-      <w:r>
-        <w:t xml:space="preserve"> </w:t>
-      </w:r>
-      <w:r>
-        <w:rPr>
-          <w:i/>
-          <w:iCs/>
-        </w:rPr>
-        <w:t xml:space="preserve">17</w:t>
-      </w:r>
-      <w:r>
-        <w:t xml:space="preserve">.</w:t>
-      </w:r>
-    </w:p>
-    <w:p>
-      <w:pPr>
-        <w:numPr>
-          <w:ilvl w:val="0"/>
-          <w:numId w:val="1002"/>
-        </w:numPr>
-      </w:pPr>
-      <w:r>
         <w:rPr>
           <w:b/>
           <w:bCs/>
@@ -1483,6 +1433,56 @@
           <w:t xml:space="preserve">https://austms.org.au/wp-content/uploads/2021/07/Lydeamore.pdf</w:t>
         </w:r>
       </w:hyperlink>
+    </w:p>
+    <w:p>
+      <w:pPr>
+        <w:numPr>
+          <w:ilvl w:val="0"/>
+          <w:numId w:val="1002"/>
+        </w:numPr>
+      </w:pPr>
+      <w:r>
+        <w:t xml:space="preserve">Sullivan, S. G., Brotherton, J. M., Lynch, B. M., Cheung, A.,</w:t>
+      </w:r>
+      <w:r>
+        <w:t xml:space="preserve"> </w:t>
+      </w:r>
+      <w:r>
+        <w:rPr>
+          <w:b/>
+          <w:bCs/>
+        </w:rPr>
+        <w:t xml:space="preserve">Lydeamore, M.</w:t>
+      </w:r>
+      <w:r>
+        <w:t xml:space="preserve">, Stevenson, M., Firestone, S., Canevari, J., Nguyen, H. N. J., &amp; Carville, K. S. (2021). Population-based analysis of the epidemiological features of COVID-19 epidemics in Victoria, Australia, January 2020-March 2021, and their suppression through comprehensive control strategies.</w:t>
+      </w:r>
+      <w:r>
+        <w:t xml:space="preserve"> </w:t>
+      </w:r>
+      <w:r>
+        <w:rPr>
+          <w:i/>
+          <w:iCs/>
+        </w:rPr>
+        <w:t xml:space="preserve">Lancet Regional Health - Western Pacific</w:t>
+      </w:r>
+      <w:r>
+        <w:t xml:space="preserve">,</w:t>
+      </w:r>
+      <w:r>
+        <w:t xml:space="preserve"> </w:t>
+      </w:r>
+      <w:r>
+        <w:rPr>
+          <w:i/>
+          <w:iCs/>
+        </w:rPr>
+        <w:t xml:space="preserve">17</w:t>
+      </w:r>
+      <w:r>
+        <w:t xml:space="preserve">.</w:t>
+      </w:r>
     </w:p>
     <w:p>
       <w:pPr>

--- a/cv/index.docx
+++ b/cv/index.docx
@@ -574,20 +574,14 @@
         </w:numPr>
       </w:pPr>
       <w:r>
-        <w:t xml:space="preserve">Le, T. P., Conway, E., Akpan, E., Abell, I. R., Abraham, P., Baker, C. M., Campbell, P. T., Cromer, D.,</w:t>
-      </w:r>
-      <w:r>
-        <w:t xml:space="preserve"> </w:t>
-      </w:r>
-      <w:r>
-        <w:rPr>
-          <w:b/>
-          <w:bCs/>
-        </w:rPr>
-        <w:t xml:space="preserve">Lydeamore, M. J.</w:t>
-      </w:r>
-      <w:r>
-        <w:t xml:space="preserve">, McDonough, Y., Mueller, I., Ryan, G., Walker, C., Wang, Y., Carvalho, N., &amp; McVernon, J. (2025). Health impact and cost-effectiveness of COVID-19 booster vaccination strategies in the early post-Omicron era: a dynamic modelling study.</w:t>
+        <w:rPr>
+          <w:b/>
+          <w:bCs/>
+        </w:rPr>
+        <w:t xml:space="preserve">Lydeamore, M.</w:t>
+      </w:r>
+      <w:r>
+        <w:t xml:space="preserve">, Zachreson, C., Conway, E., Shearer, F. M., Baker, C. M., Ross, J. V., Miller, J., McCaw, J. M., Geard, N. L., McVernon, J., &amp; Price, D. J. (2026). Border quarantine, vaccination and public health measures to mitigate the impact of COVID-19 importations in Australia: a modelling study.</w:t>
       </w:r>
       <w:r>
         <w:t xml:space="preserve"> </w:t>
@@ -597,7 +591,7 @@
           <w:i/>
           <w:iCs/>
         </w:rPr>
-        <w:t xml:space="preserve">BMJ Global Health</w:t>
+        <w:t xml:space="preserve">Journal of The Royal Society Interface</w:t>
       </w:r>
       <w:r>
         <w:t xml:space="preserve">,</w:t>
@@ -610,6 +604,67 @@
           <w:i/>
           <w:iCs/>
         </w:rPr>
+        <w:t xml:space="preserve">23</w:t>
+      </w:r>
+      <w:r>
+        <w:t xml:space="preserve">(235), 20250144.</w:t>
+      </w:r>
+      <w:r>
+        <w:t xml:space="preserve"> </w:t>
+      </w:r>
+      <w:hyperlink r:id="rId27">
+        <w:r>
+          <w:rPr>
+            <w:rStyle w:val="Hyperlink"/>
+          </w:rPr>
+          <w:t xml:space="preserve">https://doi.org/10.1098/rsif.2025.0144</w:t>
+        </w:r>
+      </w:hyperlink>
+    </w:p>
+    <w:p>
+      <w:pPr>
+        <w:numPr>
+          <w:ilvl w:val="0"/>
+          <w:numId w:val="1002"/>
+        </w:numPr>
+      </w:pPr>
+      <w:r>
+        <w:t xml:space="preserve">Le, T. P., Conway, E., Akpan, E., Abell, I. R., Abraham, P., Baker, C. M., Campbell, P. T., Cromer, D.,</w:t>
+      </w:r>
+      <w:r>
+        <w:t xml:space="preserve"> </w:t>
+      </w:r>
+      <w:r>
+        <w:rPr>
+          <w:b/>
+          <w:bCs/>
+        </w:rPr>
+        <w:t xml:space="preserve">Lydeamore, M. J.</w:t>
+      </w:r>
+      <w:r>
+        <w:t xml:space="preserve">, McDonough, Y., Mueller, I., Ryan, G., Walker, C., Wang, Y., Carvalho, N., &amp; McVernon, J. (2025). Health impact and cost-effectiveness of COVID-19 booster vaccination strategies in the early post-Omicron era: a dynamic modelling study.</w:t>
+      </w:r>
+      <w:r>
+        <w:t xml:space="preserve"> </w:t>
+      </w:r>
+      <w:r>
+        <w:rPr>
+          <w:i/>
+          <w:iCs/>
+        </w:rPr>
+        <w:t xml:space="preserve">BMJ Global Health</w:t>
+      </w:r>
+      <w:r>
+        <w:t xml:space="preserve">,</w:t>
+      </w:r>
+      <w:r>
+        <w:t xml:space="preserve"> </w:t>
+      </w:r>
+      <w:r>
+        <w:rPr>
+          <w:i/>
+          <w:iCs/>
+        </w:rPr>
         <w:t xml:space="preserve">10</w:t>
       </w:r>
       <w:r>
@@ -618,7 +673,7 @@
       <w:r>
         <w:t xml:space="preserve"> </w:t>
       </w:r>
-      <w:hyperlink r:id="rId27">
+      <w:hyperlink r:id="rId28">
         <w:r>
           <w:rPr>
             <w:rStyle w:val="Hyperlink"/>
@@ -679,7 +734,7 @@
       <w:r>
         <w:t xml:space="preserve"> </w:t>
       </w:r>
-      <w:hyperlink r:id="rId28">
+      <w:hyperlink r:id="rId29">
         <w:r>
           <w:rPr>
             <w:rStyle w:val="Hyperlink"/>
@@ -721,7 +776,7 @@
       <w:r>
         <w:t xml:space="preserve"> </w:t>
       </w:r>
-      <w:hyperlink r:id="rId29">
+      <w:hyperlink r:id="rId30">
         <w:r>
           <w:rPr>
             <w:rStyle w:val="Hyperlink"/>
@@ -776,7 +831,7 @@
       <w:r>
         <w:t xml:space="preserve"> </w:t>
       </w:r>
-      <w:hyperlink r:id="rId30">
+      <w:hyperlink r:id="rId31">
         <w:r>
           <w:rPr>
             <w:rStyle w:val="Hyperlink"/>
@@ -837,7 +892,7 @@
       <w:r>
         <w:t xml:space="preserve"> </w:t>
       </w:r>
-      <w:hyperlink r:id="rId31">
+      <w:hyperlink r:id="rId32">
         <w:r>
           <w:rPr>
             <w:rStyle w:val="Hyperlink"/>
@@ -898,7 +953,7 @@
       <w:r>
         <w:t xml:space="preserve"> </w:t>
       </w:r>
-      <w:hyperlink r:id="rId32">
+      <w:hyperlink r:id="rId33">
         <w:r>
           <w:rPr>
             <w:rStyle w:val="Hyperlink"/>
@@ -959,7 +1014,7 @@
       <w:r>
         <w:t xml:space="preserve"> </w:t>
       </w:r>
-      <w:hyperlink r:id="rId33">
+      <w:hyperlink r:id="rId34">
         <w:r>
           <w:rPr>
             <w:rStyle w:val="Hyperlink"/>
@@ -1020,7 +1075,7 @@
       <w:r>
         <w:t xml:space="preserve"> </w:t>
       </w:r>
-      <w:hyperlink r:id="rId34">
+      <w:hyperlink r:id="rId35">
         <w:r>
           <w:rPr>
             <w:rStyle w:val="Hyperlink"/>
@@ -1081,7 +1136,7 @@
       <w:r>
         <w:t xml:space="preserve"> </w:t>
       </w:r>
-      <w:hyperlink r:id="rId35">
+      <w:hyperlink r:id="rId36">
         <w:r>
           <w:rPr>
             <w:rStyle w:val="Hyperlink"/>
@@ -1142,7 +1197,7 @@
       <w:r>
         <w:t xml:space="preserve"> </w:t>
       </w:r>
-      <w:hyperlink r:id="rId36">
+      <w:hyperlink r:id="rId37">
         <w:r>
           <w:rPr>
             <w:rStyle w:val="Hyperlink"/>
@@ -1197,7 +1252,7 @@
       <w:r>
         <w:t xml:space="preserve"> </w:t>
       </w:r>
-      <w:hyperlink r:id="rId37">
+      <w:hyperlink r:id="rId38">
         <w:r>
           <w:rPr>
             <w:rStyle w:val="Hyperlink"/>
@@ -1258,7 +1313,7 @@
       <w:r>
         <w:t xml:space="preserve"> </w:t>
       </w:r>
-      <w:hyperlink r:id="rId38">
+      <w:hyperlink r:id="rId39">
         <w:r>
           <w:rPr>
             <w:rStyle w:val="Hyperlink"/>
@@ -1319,7 +1374,7 @@
       <w:r>
         <w:t xml:space="preserve"> </w:t>
       </w:r>
-      <w:hyperlink r:id="rId39">
+      <w:hyperlink r:id="rId40">
         <w:r>
           <w:rPr>
             <w:rStyle w:val="Hyperlink"/>
@@ -1380,7 +1435,7 @@
       <w:r>
         <w:t xml:space="preserve"> </w:t>
       </w:r>
-      <w:hyperlink r:id="rId40">
+      <w:hyperlink r:id="rId41">
         <w:r>
           <w:rPr>
             <w:rStyle w:val="Hyperlink"/>
@@ -1425,7 +1480,7 @@
       <w:r>
         <w:t xml:space="preserve"> </w:t>
       </w:r>
-      <w:hyperlink r:id="rId41">
+      <w:hyperlink r:id="rId42">
         <w:r>
           <w:rPr>
             <w:rStyle w:val="Hyperlink"/>
@@ -1530,7 +1585,7 @@
       <w:r>
         <w:t xml:space="preserve"> </w:t>
       </w:r>
-      <w:hyperlink r:id="rId42">
+      <w:hyperlink r:id="rId43">
         <w:r>
           <w:rPr>
             <w:rStyle w:val="Hyperlink"/>
@@ -1591,7 +1646,7 @@
       <w:r>
         <w:t xml:space="preserve"> </w:t>
       </w:r>
-      <w:hyperlink r:id="rId43">
+      <w:hyperlink r:id="rId44">
         <w:r>
           <w:rPr>
             <w:rStyle w:val="Hyperlink"/>
@@ -1633,7 +1688,7 @@
       <w:r>
         <w:t xml:space="preserve"> </w:t>
       </w:r>
-      <w:hyperlink r:id="rId44">
+      <w:hyperlink r:id="rId45">
         <w:r>
           <w:rPr>
             <w:rStyle w:val="Hyperlink"/>
@@ -1675,57 +1730,12 @@
       <w:r>
         <w:t xml:space="preserve"> </w:t>
       </w:r>
-      <w:hyperlink r:id="rId45">
+      <w:hyperlink r:id="rId46">
         <w:r>
           <w:rPr>
             <w:rStyle w:val="Hyperlink"/>
           </w:rPr>
           <w:t xml:space="preserve">https://doi.org/10.1017/S0950268818001061</w:t>
-        </w:r>
-      </w:hyperlink>
-    </w:p>
-    <w:p>
-      <w:pPr>
-        <w:numPr>
-          <w:ilvl w:val="0"/>
-          <w:numId w:val="1002"/>
-        </w:numPr>
-      </w:pPr>
-      <w:r>
-        <w:rPr>
-          <w:b/>
-          <w:bCs/>
-        </w:rPr>
-        <w:t xml:space="preserve">Lydeamore, M. J.</w:t>
-      </w:r>
-      <w:r>
-        <w:t xml:space="preserve"> </w:t>
-      </w:r>
-      <w:r>
-        <w:t xml:space="preserve">(2018).</w:t>
-      </w:r>
-      <w:r>
-        <w:t xml:space="preserve"> </w:t>
-      </w:r>
-      <w:r>
-        <w:rPr>
-          <w:i/>
-          <w:iCs/>
-        </w:rPr>
-        <w:t xml:space="preserve">Mechanistic and statistical models of skin disease transmission</w:t>
-      </w:r>
-      <w:r>
-        <w:t xml:space="preserve">.</w:t>
-      </w:r>
-      <w:r>
-        <w:t xml:space="preserve"> </w:t>
-      </w:r>
-      <w:hyperlink r:id="rId46">
-        <w:r>
-          <w:rPr>
-            <w:rStyle w:val="Hyperlink"/>
-          </w:rPr>
-          <w:t xml:space="preserve">http://minerva-access.unimelb.edu.au/handle/11343/221232</w:t>
         </w:r>
       </w:hyperlink>
     </w:p>

--- a/cv/index.docx
+++ b/cv/index.docx
@@ -352,7 +352,7 @@
         <w:t xml:space="preserve">Publications</w:t>
       </w:r>
     </w:p>
-    <w:bookmarkStart w:id="26" w:name="preprints"/>
+    <w:bookmarkStart w:id="28" w:name="preprints"/>
     <w:p>
       <w:pPr>
         <w:pStyle w:val="Heading3"/>
@@ -369,7 +369,7 @@
         </w:numPr>
       </w:pPr>
       <w:r>
-        <w:t xml:space="preserve">Gamage, J. P., Cook, D., Harrison, P., &amp;</w:t>
+        <w:t xml:space="preserve">Gamage, J. P., Cook, D., Harrison, P.,</w:t>
       </w:r>
       <w:r>
         <w:t xml:space="preserve"> </w:t>
@@ -382,10 +382,7 @@
         <w:t xml:space="preserve">Lydeamore, M.</w:t>
       </w:r>
       <w:r>
-        <w:t xml:space="preserve"> </w:t>
-      </w:r>
-      <w:r>
-        <w:t xml:space="preserve">(2025).</w:t>
+        <w:t xml:space="preserve">, &amp; Talagala, T. S. (2025).</w:t>
       </w:r>
       <w:r>
         <w:t xml:space="preserve"> </w:t>
@@ -395,6 +392,111 @@
           <w:i/>
           <w:iCs/>
         </w:rPr>
+        <w:t xml:space="preserve">quollr: An R Package for Visualizing 2-D Models from Nonlinear Dimension Reductions in High-Dimensional Space</w:t>
+      </w:r>
+      <w:r>
+        <w:t xml:space="preserve"> </w:t>
+      </w:r>
+      <w:r>
+        <w:t xml:space="preserve">(arXiv:2512.18166). arXiv.</w:t>
+      </w:r>
+      <w:r>
+        <w:t xml:space="preserve"> </w:t>
+      </w:r>
+      <w:hyperlink r:id="rId22">
+        <w:r>
+          <w:rPr>
+            <w:rStyle w:val="Hyperlink"/>
+          </w:rPr>
+          <w:t xml:space="preserve">https://doi.org/10.48550/arXiv.2512.18166</w:t>
+        </w:r>
+      </w:hyperlink>
+    </w:p>
+    <w:p>
+      <w:pPr>
+        <w:numPr>
+          <w:ilvl w:val="0"/>
+          <w:numId w:val="1001"/>
+        </w:numPr>
+      </w:pPr>
+      <w:r>
+        <w:t xml:space="preserve">Gamage, J. P., Cook, D., Harrison, P.,</w:t>
+      </w:r>
+      <w:r>
+        <w:t xml:space="preserve"> </w:t>
+      </w:r>
+      <w:r>
+        <w:rPr>
+          <w:b/>
+          <w:bCs/>
+        </w:rPr>
+        <w:t xml:space="preserve">Lydeamore, M.</w:t>
+      </w:r>
+      <w:r>
+        <w:t xml:space="preserve">, &amp; Talagala, T. S. (2025).</w:t>
+      </w:r>
+      <w:r>
+        <w:t xml:space="preserve"> </w:t>
+      </w:r>
+      <w:r>
+        <w:rPr>
+          <w:i/>
+          <w:iCs/>
+        </w:rPr>
+        <w:t xml:space="preserve">cardinalR: Generating Interesting High-Dimensional Data Structures</w:t>
+      </w:r>
+      <w:r>
+        <w:t xml:space="preserve"> </w:t>
+      </w:r>
+      <w:r>
+        <w:t xml:space="preserve">(arXiv:2512.18172). arXiv.</w:t>
+      </w:r>
+      <w:r>
+        <w:t xml:space="preserve"> </w:t>
+      </w:r>
+      <w:hyperlink r:id="rId23">
+        <w:r>
+          <w:rPr>
+            <w:rStyle w:val="Hyperlink"/>
+          </w:rPr>
+          <w:t xml:space="preserve">https://doi.org/10.48550/arXiv.2512.18172</w:t>
+        </w:r>
+      </w:hyperlink>
+    </w:p>
+    <w:p>
+      <w:pPr>
+        <w:numPr>
+          <w:ilvl w:val="0"/>
+          <w:numId w:val="1001"/>
+        </w:numPr>
+      </w:pPr>
+      <w:r>
+        <w:t xml:space="preserve">Gamage, J. P., Cook, D., Harrison, P., &amp;</w:t>
+      </w:r>
+      <w:r>
+        <w:t xml:space="preserve"> </w:t>
+      </w:r>
+      <w:r>
+        <w:rPr>
+          <w:b/>
+          <w:bCs/>
+        </w:rPr>
+        <w:t xml:space="preserve">Lydeamore, M.</w:t>
+      </w:r>
+      <w:r>
+        <w:t xml:space="preserve"> </w:t>
+      </w:r>
+      <w:r>
+        <w:t xml:space="preserve">(2025).</w:t>
+      </w:r>
+      <w:r>
+        <w:t xml:space="preserve"> </w:t>
+      </w:r>
+      <w:r>
+        <w:rPr>
+          <w:i/>
+          <w:iCs/>
+        </w:rPr>
         <w:t xml:space="preserve">Stop Lying to Me: New Visual Tools to Choose the Most Honest Nonlinear Dimension Reduction</w:t>
       </w:r>
       <w:r>
@@ -406,7 +508,7 @@
       <w:r>
         <w:t xml:space="preserve"> </w:t>
       </w:r>
-      <w:hyperlink r:id="rId22">
+      <w:hyperlink r:id="rId24">
         <w:r>
           <w:rPr>
             <w:rStyle w:val="Hyperlink"/>
@@ -457,7 +559,7 @@
       <w:r>
         <w:t xml:space="preserve"> </w:t>
       </w:r>
-      <w:hyperlink r:id="rId23">
+      <w:hyperlink r:id="rId25">
         <w:r>
           <w:rPr>
             <w:rStyle w:val="Hyperlink"/>
@@ -505,7 +607,7 @@
       <w:r>
         <w:t xml:space="preserve"> </w:t>
       </w:r>
-      <w:hyperlink r:id="rId24">
+      <w:hyperlink r:id="rId26">
         <w:r>
           <w:rPr>
             <w:rStyle w:val="Hyperlink"/>
@@ -547,7 +649,7 @@
       <w:r>
         <w:t xml:space="preserve"> </w:t>
       </w:r>
-      <w:hyperlink r:id="rId25">
+      <w:hyperlink r:id="rId27">
         <w:r>
           <w:rPr>
             <w:rStyle w:val="Hyperlink"/>
@@ -556,7 +658,7 @@
         </w:r>
       </w:hyperlink>
     </w:p>
-    <w:bookmarkEnd w:id="26"/>
+    <w:bookmarkEnd w:id="28"/>
     <w:bookmarkStart w:id="47" w:name="peer-reviewed-articles"/>
     <w:p>
       <w:pPr>
@@ -612,7 +714,7 @@
       <w:r>
         <w:t xml:space="preserve"> </w:t>
       </w:r>
-      <w:hyperlink r:id="rId27">
+      <w:hyperlink r:id="rId29">
         <w:r>
           <w:rPr>
             <w:rStyle w:val="Hyperlink"/>
@@ -629,20 +731,20 @@
         </w:numPr>
       </w:pPr>
       <w:r>
-        <w:t xml:space="preserve">Le, T. P., Conway, E., Akpan, E., Abell, I. R., Abraham, P., Baker, C. M., Campbell, P. T., Cromer, D.,</w:t>
-      </w:r>
-      <w:r>
-        <w:t xml:space="preserve"> </w:t>
-      </w:r>
-      <w:r>
-        <w:rPr>
-          <w:b/>
-          <w:bCs/>
-        </w:rPr>
-        <w:t xml:space="preserve">Lydeamore, M. J.</w:t>
-      </w:r>
-      <w:r>
-        <w:t xml:space="preserve">, McDonough, Y., Mueller, I., Ryan, G., Walker, C., Wang, Y., Carvalho, N., &amp; McVernon, J. (2025). Health impact and cost-effectiveness of COVID-19 booster vaccination strategies in the early post-Omicron era: a dynamic modelling study.</w:t>
+        <w:t xml:space="preserve">Tierney, N., Saraswati, C., Babu, A.,</w:t>
+      </w:r>
+      <w:r>
+        <w:t xml:space="preserve"> </w:t>
+      </w:r>
+      <w:r>
+        <w:rPr>
+          <w:b/>
+          <w:bCs/>
+        </w:rPr>
+        <w:t xml:space="preserve">Lydeamore, M.</w:t>
+      </w:r>
+      <w:r>
+        <w:t xml:space="preserve">, &amp; Golding, N. (2026). conmat: generate synthetic contact matrices for a given age-stratified population.</w:t>
       </w:r>
       <w:r>
         <w:t xml:space="preserve"> </w:t>
@@ -652,7 +754,7 @@
           <w:i/>
           <w:iCs/>
         </w:rPr>
-        <w:t xml:space="preserve">BMJ Global Health</w:t>
+        <w:t xml:space="preserve">Journal of Open Source Software</w:t>
       </w:r>
       <w:r>
         <w:t xml:space="preserve">,</w:t>
@@ -665,6 +767,67 @@
           <w:i/>
           <w:iCs/>
         </w:rPr>
+        <w:t xml:space="preserve">11</w:t>
+      </w:r>
+      <w:r>
+        <w:t xml:space="preserve">(118), 8326.</w:t>
+      </w:r>
+      <w:r>
+        <w:t xml:space="preserve"> </w:t>
+      </w:r>
+      <w:hyperlink r:id="rId30">
+        <w:r>
+          <w:rPr>
+            <w:rStyle w:val="Hyperlink"/>
+          </w:rPr>
+          <w:t xml:space="preserve">https://doi.org/10.21105/joss.08326</w:t>
+        </w:r>
+      </w:hyperlink>
+    </w:p>
+    <w:p>
+      <w:pPr>
+        <w:numPr>
+          <w:ilvl w:val="0"/>
+          <w:numId w:val="1002"/>
+        </w:numPr>
+      </w:pPr>
+      <w:r>
+        <w:t xml:space="preserve">Le, T. P., Conway, E., Akpan, E., Abell, I. R., Abraham, P., Baker, C. M., Campbell, P. T., Cromer, D.,</w:t>
+      </w:r>
+      <w:r>
+        <w:t xml:space="preserve"> </w:t>
+      </w:r>
+      <w:r>
+        <w:rPr>
+          <w:b/>
+          <w:bCs/>
+        </w:rPr>
+        <w:t xml:space="preserve">Lydeamore, M. J.</w:t>
+      </w:r>
+      <w:r>
+        <w:t xml:space="preserve">, McDonough, Y., Mueller, I., Ryan, G., Walker, C., Wang, Y., Carvalho, N., &amp; McVernon, J. (2025). Health impact and cost-effectiveness of COVID-19 booster vaccination strategies in the early post-Omicron era: a dynamic modelling study.</w:t>
+      </w:r>
+      <w:r>
+        <w:t xml:space="preserve"> </w:t>
+      </w:r>
+      <w:r>
+        <w:rPr>
+          <w:i/>
+          <w:iCs/>
+        </w:rPr>
+        <w:t xml:space="preserve">BMJ Global Health</w:t>
+      </w:r>
+      <w:r>
+        <w:t xml:space="preserve">,</w:t>
+      </w:r>
+      <w:r>
+        <w:t xml:space="preserve"> </w:t>
+      </w:r>
+      <w:r>
+        <w:rPr>
+          <w:i/>
+          <w:iCs/>
+        </w:rPr>
         <w:t xml:space="preserve">10</w:t>
       </w:r>
       <w:r>
@@ -673,7 +836,7 @@
       <w:r>
         <w:t xml:space="preserve"> </w:t>
       </w:r>
-      <w:hyperlink r:id="rId28">
+      <w:hyperlink r:id="rId31">
         <w:r>
           <w:rPr>
             <w:rStyle w:val="Hyperlink"/>
@@ -734,7 +897,7 @@
       <w:r>
         <w:t xml:space="preserve"> </w:t>
       </w:r>
-      <w:hyperlink r:id="rId29">
+      <w:hyperlink r:id="rId32">
         <w:r>
           <w:rPr>
             <w:rStyle w:val="Hyperlink"/>
@@ -776,7 +939,7 @@
       <w:r>
         <w:t xml:space="preserve"> </w:t>
       </w:r>
-      <w:hyperlink r:id="rId30">
+      <w:hyperlink r:id="rId33">
         <w:r>
           <w:rPr>
             <w:rStyle w:val="Hyperlink"/>
@@ -831,7 +994,7 @@
       <w:r>
         <w:t xml:space="preserve"> </w:t>
       </w:r>
-      <w:hyperlink r:id="rId31">
+      <w:hyperlink r:id="rId34">
         <w:r>
           <w:rPr>
             <w:rStyle w:val="Hyperlink"/>
@@ -892,7 +1055,7 @@
       <w:r>
         <w:t xml:space="preserve"> </w:t>
       </w:r>
-      <w:hyperlink r:id="rId32">
+      <w:hyperlink r:id="rId35">
         <w:r>
           <w:rPr>
             <w:rStyle w:val="Hyperlink"/>
@@ -953,7 +1116,7 @@
       <w:r>
         <w:t xml:space="preserve"> </w:t>
       </w:r>
-      <w:hyperlink r:id="rId33">
+      <w:hyperlink r:id="rId36">
         <w:r>
           <w:rPr>
             <w:rStyle w:val="Hyperlink"/>
@@ -1014,7 +1177,7 @@
       <w:r>
         <w:t xml:space="preserve"> </w:t>
       </w:r>
-      <w:hyperlink r:id="rId34">
+      <w:hyperlink r:id="rId37">
         <w:r>
           <w:rPr>
             <w:rStyle w:val="Hyperlink"/>
@@ -1075,7 +1238,7 @@
       <w:r>
         <w:t xml:space="preserve"> </w:t>
       </w:r>
-      <w:hyperlink r:id="rId35">
+      <w:hyperlink r:id="rId38">
         <w:r>
           <w:rPr>
             <w:rStyle w:val="Hyperlink"/>
@@ -1136,7 +1299,7 @@
       <w:r>
         <w:t xml:space="preserve"> </w:t>
       </w:r>
-      <w:hyperlink r:id="rId36">
+      <w:hyperlink r:id="rId39">
         <w:r>
           <w:rPr>
             <w:rStyle w:val="Hyperlink"/>
@@ -1197,7 +1360,7 @@
       <w:r>
         <w:t xml:space="preserve"> </w:t>
       </w:r>
-      <w:hyperlink r:id="rId37">
+      <w:hyperlink r:id="rId40">
         <w:r>
           <w:rPr>
             <w:rStyle w:val="Hyperlink"/>
@@ -1252,7 +1415,7 @@
       <w:r>
         <w:t xml:space="preserve"> </w:t>
       </w:r>
-      <w:hyperlink r:id="rId38">
+      <w:hyperlink r:id="rId41">
         <w:r>
           <w:rPr>
             <w:rStyle w:val="Hyperlink"/>
@@ -1313,7 +1476,7 @@
       <w:r>
         <w:t xml:space="preserve"> </w:t>
       </w:r>
-      <w:hyperlink r:id="rId39">
+      <w:hyperlink r:id="rId42">
         <w:r>
           <w:rPr>
             <w:rStyle w:val="Hyperlink"/>
@@ -1374,7 +1537,7 @@
       <w:r>
         <w:t xml:space="preserve"> </w:t>
       </w:r>
-      <w:hyperlink r:id="rId40">
+      <w:hyperlink r:id="rId43">
         <w:r>
           <w:rPr>
             <w:rStyle w:val="Hyperlink"/>
@@ -1435,7 +1598,7 @@
       <w:r>
         <w:t xml:space="preserve"> </w:t>
       </w:r>
-      <w:hyperlink r:id="rId41">
+      <w:hyperlink r:id="rId44">
         <w:r>
           <w:rPr>
             <w:rStyle w:val="Hyperlink"/>
@@ -1480,7 +1643,7 @@
       <w:r>
         <w:t xml:space="preserve"> </w:t>
       </w:r>
-      <w:hyperlink r:id="rId42">
+      <w:hyperlink r:id="rId45">
         <w:r>
           <w:rPr>
             <w:rStyle w:val="Hyperlink"/>
@@ -1585,157 +1748,12 @@
       <w:r>
         <w:t xml:space="preserve"> </w:t>
       </w:r>
-      <w:hyperlink r:id="rId43">
+      <w:hyperlink r:id="rId46">
         <w:r>
           <w:rPr>
             <w:rStyle w:val="Hyperlink"/>
           </w:rPr>
           <w:t xml:space="preserve">https://doi.org/10.1371/journal.pcbi.1007838</w:t>
-        </w:r>
-      </w:hyperlink>
-    </w:p>
-    <w:p>
-      <w:pPr>
-        <w:numPr>
-          <w:ilvl w:val="0"/>
-          <w:numId w:val="1002"/>
-        </w:numPr>
-      </w:pPr>
-      <w:r>
-        <w:t xml:space="preserve">Cuningham, W., McVernon, J.,</w:t>
-      </w:r>
-      <w:r>
-        <w:t xml:space="preserve"> </w:t>
-      </w:r>
-      <w:r>
-        <w:rPr>
-          <w:b/>
-          <w:bCs/>
-        </w:rPr>
-        <w:t xml:space="preserve">Lydeamore, M. J.</w:t>
-      </w:r>
-      <w:r>
-        <w:t xml:space="preserve">, Andrews, R. M., Carapetis, J., Kearns, T., Clucas, D., Dhurrkay, R. G., Tong, S. Y. C., &amp; Campbell, P. T. (2019). High burden of infectious disease and antibiotic use in early life in Australian Aboriginal communities.</w:t>
-      </w:r>
-      <w:r>
-        <w:t xml:space="preserve"> </w:t>
-      </w:r>
-      <w:r>
-        <w:rPr>
-          <w:i/>
-          <w:iCs/>
-        </w:rPr>
-        <w:t xml:space="preserve">Australian and New Zealand Journal of Public Health</w:t>
-      </w:r>
-      <w:r>
-        <w:t xml:space="preserve">,</w:t>
-      </w:r>
-      <w:r>
-        <w:t xml:space="preserve"> </w:t>
-      </w:r>
-      <w:r>
-        <w:rPr>
-          <w:i/>
-          <w:iCs/>
-        </w:rPr>
-        <w:t xml:space="preserve">43</w:t>
-      </w:r>
-      <w:r>
-        <w:t xml:space="preserve">(2), 149–155.</w:t>
-      </w:r>
-      <w:r>
-        <w:t xml:space="preserve"> </w:t>
-      </w:r>
-      <w:hyperlink r:id="rId44">
-        <w:r>
-          <w:rPr>
-            <w:rStyle w:val="Hyperlink"/>
-          </w:rPr>
-          <w:t xml:space="preserve">https://doi.org/10.1111/1753-6405.12876</w:t>
-        </w:r>
-      </w:hyperlink>
-    </w:p>
-    <w:p>
-      <w:pPr>
-        <w:numPr>
-          <w:ilvl w:val="0"/>
-          <w:numId w:val="1002"/>
-        </w:numPr>
-      </w:pPr>
-      <w:r>
-        <w:rPr>
-          <w:b/>
-          <w:bCs/>
-        </w:rPr>
-        <w:t xml:space="preserve">Lydeamore, M. J.</w:t>
-      </w:r>
-      <w:r>
-        <w:t xml:space="preserve">, Campbell, P. T., Regan, D. G., Tong, S. Y. C., Andrews, R. M., Steer, A. C., Romani, L., Kaldor, J. M., McVernon, J., &amp; McCaw, J. M. (2018). A biological model of scabies infection dynamics and treatment informs mass drug administration strategies to increase the likelihood of elimination.</w:t>
-      </w:r>
-      <w:r>
-        <w:t xml:space="preserve"> </w:t>
-      </w:r>
-      <w:r>
-        <w:rPr>
-          <w:i/>
-          <w:iCs/>
-        </w:rPr>
-        <w:t xml:space="preserve">Mathematical Biosciences</w:t>
-      </w:r>
-      <w:r>
-        <w:t xml:space="preserve">.</w:t>
-      </w:r>
-      <w:r>
-        <w:t xml:space="preserve"> </w:t>
-      </w:r>
-      <w:hyperlink r:id="rId45">
-        <w:r>
-          <w:rPr>
-            <w:rStyle w:val="Hyperlink"/>
-          </w:rPr>
-          <w:t xml:space="preserve">https://doi.org/10.1016/j.mbs.2018.08.007</w:t>
-        </w:r>
-      </w:hyperlink>
-    </w:p>
-    <w:p>
-      <w:pPr>
-        <w:numPr>
-          <w:ilvl w:val="0"/>
-          <w:numId w:val="1002"/>
-        </w:numPr>
-      </w:pPr>
-      <w:r>
-        <w:rPr>
-          <w:b/>
-          <w:bCs/>
-        </w:rPr>
-        <w:t xml:space="preserve">Lydeamore, M. J.</w:t>
-      </w:r>
-      <w:r>
-        <w:t xml:space="preserve">, Campbell, P. T., Cuningham, W., Andrews, R. M., Kearns, T., Clucas, D., Dhurrkay, R. G., Carapetis, J., Tong, S. Y. C., McCaw, J. M., &amp; McVernon, J. (2018). Calculation of the age of the first infection for skin sores and scabies in five remote communities in northern Australia.</w:t>
-      </w:r>
-      <w:r>
-        <w:t xml:space="preserve"> </w:t>
-      </w:r>
-      <w:r>
-        <w:rPr>
-          <w:i/>
-          <w:iCs/>
-        </w:rPr>
-        <w:t xml:space="preserve">Epidemiology &amp; Infection</w:t>
-      </w:r>
-      <w:r>
-        <w:t xml:space="preserve">, 1–8.</w:t>
-      </w:r>
-      <w:r>
-        <w:t xml:space="preserve"> </w:t>
-      </w:r>
-      <w:hyperlink r:id="rId46">
-        <w:r>
-          <w:rPr>
-            <w:rStyle w:val="Hyperlink"/>
-          </w:rPr>
-          <w:t xml:space="preserve">https://doi.org/10.1017/S0950268818001061</w:t>
         </w:r>
       </w:hyperlink>
     </w:p>

--- a/cv/index.docx
+++ b/cv/index.docx
@@ -352,7 +352,7 @@
         <w:t xml:space="preserve">Publications</w:t>
       </w:r>
     </w:p>
-    <w:bookmarkStart w:id="28" w:name="preprints"/>
+    <w:bookmarkStart w:id="27" w:name="preprints"/>
     <w:p>
       <w:pPr>
         <w:pStyle w:val="Heading3"/>
@@ -616,49 +616,7 @@
         </w:r>
       </w:hyperlink>
     </w:p>
-    <w:p>
-      <w:pPr>
-        <w:numPr>
-          <w:ilvl w:val="0"/>
-          <w:numId w:val="1001"/>
-        </w:numPr>
-      </w:pPr>
-      <w:r>
-        <w:rPr>
-          <w:b/>
-          <w:bCs/>
-        </w:rPr>
-        <w:t xml:space="preserve">Lydeamore, M. J.</w:t>
-      </w:r>
-      <w:r>
-        <w:t xml:space="preserve">, Zachreson, C., Conway, E., Shearer, F. M., Baker, C. M., Ross, J. V., Miller, J. C., McCaw, J. M., Geard, N., McVernon, J., &amp; Price, D. J. (2024).</w:t>
-      </w:r>
-      <w:r>
-        <w:t xml:space="preserve"> </w:t>
-      </w:r>
-      <w:r>
-        <w:rPr>
-          <w:i/>
-          <w:iCs/>
-        </w:rPr>
-        <w:t xml:space="preserve">Border quarantine, vaccination and public health measures to mitigate the impact of COVID-19 importations: a modelling study</w:t>
-      </w:r>
-      <w:r>
-        <w:t xml:space="preserve">. medRxiv.</w:t>
-      </w:r>
-      <w:r>
-        <w:t xml:space="preserve"> </w:t>
-      </w:r>
-      <w:hyperlink r:id="rId27">
-        <w:r>
-          <w:rPr>
-            <w:rStyle w:val="Hyperlink"/>
-          </w:rPr>
-          <w:t xml:space="preserve">https://doi.org/10.1101/2024.04.22.24305704</w:t>
-        </w:r>
-      </w:hyperlink>
-    </w:p>
-    <w:bookmarkEnd w:id="28"/>
+    <w:bookmarkEnd w:id="27"/>
     <w:bookmarkStart w:id="47" w:name="peer-reviewed-articles"/>
     <w:p>
       <w:pPr>
@@ -714,7 +672,7 @@
       <w:r>
         <w:t xml:space="preserve"> </w:t>
       </w:r>
-      <w:hyperlink r:id="rId29">
+      <w:hyperlink r:id="rId28">
         <w:r>
           <w:rPr>
             <w:rStyle w:val="Hyperlink"/>
@@ -775,7 +733,7 @@
       <w:r>
         <w:t xml:space="preserve"> </w:t>
       </w:r>
-      <w:hyperlink r:id="rId30">
+      <w:hyperlink r:id="rId29">
         <w:r>
           <w:rPr>
             <w:rStyle w:val="Hyperlink"/>
@@ -836,7 +794,7 @@
       <w:r>
         <w:t xml:space="preserve"> </w:t>
       </w:r>
-      <w:hyperlink r:id="rId31">
+      <w:hyperlink r:id="rId30">
         <w:r>
           <w:rPr>
             <w:rStyle w:val="Hyperlink"/>
@@ -897,7 +855,7 @@
       <w:r>
         <w:t xml:space="preserve"> </w:t>
       </w:r>
-      <w:hyperlink r:id="rId32">
+      <w:hyperlink r:id="rId31">
         <w:r>
           <w:rPr>
             <w:rStyle w:val="Hyperlink"/>
@@ -939,7 +897,7 @@
       <w:r>
         <w:t xml:space="preserve"> </w:t>
       </w:r>
-      <w:hyperlink r:id="rId33">
+      <w:hyperlink r:id="rId32">
         <w:r>
           <w:rPr>
             <w:rStyle w:val="Hyperlink"/>
@@ -994,7 +952,7 @@
       <w:r>
         <w:t xml:space="preserve"> </w:t>
       </w:r>
-      <w:hyperlink r:id="rId34">
+      <w:hyperlink r:id="rId33">
         <w:r>
           <w:rPr>
             <w:rStyle w:val="Hyperlink"/>
@@ -1055,7 +1013,7 @@
       <w:r>
         <w:t xml:space="preserve"> </w:t>
       </w:r>
-      <w:hyperlink r:id="rId35">
+      <w:hyperlink r:id="rId34">
         <w:r>
           <w:rPr>
             <w:rStyle w:val="Hyperlink"/>
@@ -1116,7 +1074,7 @@
       <w:r>
         <w:t xml:space="preserve"> </w:t>
       </w:r>
-      <w:hyperlink r:id="rId36">
+      <w:hyperlink r:id="rId35">
         <w:r>
           <w:rPr>
             <w:rStyle w:val="Hyperlink"/>
@@ -1177,7 +1135,7 @@
       <w:r>
         <w:t xml:space="preserve"> </w:t>
       </w:r>
-      <w:hyperlink r:id="rId37">
+      <w:hyperlink r:id="rId36">
         <w:r>
           <w:rPr>
             <w:rStyle w:val="Hyperlink"/>
@@ -1238,7 +1196,7 @@
       <w:r>
         <w:t xml:space="preserve"> </w:t>
       </w:r>
-      <w:hyperlink r:id="rId38">
+      <w:hyperlink r:id="rId37">
         <w:r>
           <w:rPr>
             <w:rStyle w:val="Hyperlink"/>
@@ -1299,7 +1257,7 @@
       <w:r>
         <w:t xml:space="preserve"> </w:t>
       </w:r>
-      <w:hyperlink r:id="rId39">
+      <w:hyperlink r:id="rId38">
         <w:r>
           <w:rPr>
             <w:rStyle w:val="Hyperlink"/>
@@ -1360,7 +1318,7 @@
       <w:r>
         <w:t xml:space="preserve"> </w:t>
       </w:r>
-      <w:hyperlink r:id="rId40">
+      <w:hyperlink r:id="rId39">
         <w:r>
           <w:rPr>
             <w:rStyle w:val="Hyperlink"/>
@@ -1415,7 +1373,7 @@
       <w:r>
         <w:t xml:space="preserve"> </w:t>
       </w:r>
-      <w:hyperlink r:id="rId41">
+      <w:hyperlink r:id="rId40">
         <w:r>
           <w:rPr>
             <w:rStyle w:val="Hyperlink"/>
@@ -1476,7 +1434,7 @@
       <w:r>
         <w:t xml:space="preserve"> </w:t>
       </w:r>
-      <w:hyperlink r:id="rId42">
+      <w:hyperlink r:id="rId41">
         <w:r>
           <w:rPr>
             <w:rStyle w:val="Hyperlink"/>
@@ -1537,7 +1495,7 @@
       <w:r>
         <w:t xml:space="preserve"> </w:t>
       </w:r>
-      <w:hyperlink r:id="rId43">
+      <w:hyperlink r:id="rId42">
         <w:r>
           <w:rPr>
             <w:rStyle w:val="Hyperlink"/>
@@ -1598,7 +1556,7 @@
       <w:r>
         <w:t xml:space="preserve"> </w:t>
       </w:r>
-      <w:hyperlink r:id="rId44">
+      <w:hyperlink r:id="rId43">
         <w:r>
           <w:rPr>
             <w:rStyle w:val="Hyperlink"/>
@@ -1643,7 +1601,7 @@
       <w:r>
         <w:t xml:space="preserve"> </w:t>
       </w:r>
-      <w:hyperlink r:id="rId45">
+      <w:hyperlink r:id="rId44">
         <w:r>
           <w:rPr>
             <w:rStyle w:val="Hyperlink"/>
@@ -1748,12 +1706,73 @@
       <w:r>
         <w:t xml:space="preserve"> </w:t>
       </w:r>
+      <w:hyperlink r:id="rId45">
+        <w:r>
+          <w:rPr>
+            <w:rStyle w:val="Hyperlink"/>
+          </w:rPr>
+          <w:t xml:space="preserve">https://doi.org/10.1371/journal.pcbi.1007838</w:t>
+        </w:r>
+      </w:hyperlink>
+    </w:p>
+    <w:p>
+      <w:pPr>
+        <w:numPr>
+          <w:ilvl w:val="0"/>
+          <w:numId w:val="1002"/>
+        </w:numPr>
+      </w:pPr>
+      <w:r>
+        <w:t xml:space="preserve">Cuningham, W., McVernon, J.,</w:t>
+      </w:r>
+      <w:r>
+        <w:t xml:space="preserve"> </w:t>
+      </w:r>
+      <w:r>
+        <w:rPr>
+          <w:b/>
+          <w:bCs/>
+        </w:rPr>
+        <w:t xml:space="preserve">Lydeamore, M. J.</w:t>
+      </w:r>
+      <w:r>
+        <w:t xml:space="preserve">, Andrews, R. M., Carapetis, J., Kearns, T., Clucas, D., Dhurrkay, R. G., Tong, S. Y. C., &amp; Campbell, P. T. (2019). High burden of infectious disease and antibiotic use in early life in Australian Aboriginal communities.</w:t>
+      </w:r>
+      <w:r>
+        <w:t xml:space="preserve"> </w:t>
+      </w:r>
+      <w:r>
+        <w:rPr>
+          <w:i/>
+          <w:iCs/>
+        </w:rPr>
+        <w:t xml:space="preserve">Australian and New Zealand Journal of Public Health</w:t>
+      </w:r>
+      <w:r>
+        <w:t xml:space="preserve">,</w:t>
+      </w:r>
+      <w:r>
+        <w:t xml:space="preserve"> </w:t>
+      </w:r>
+      <w:r>
+        <w:rPr>
+          <w:i/>
+          <w:iCs/>
+        </w:rPr>
+        <w:t xml:space="preserve">43</w:t>
+      </w:r>
+      <w:r>
+        <w:t xml:space="preserve">(2), 149–155.</w:t>
+      </w:r>
+      <w:r>
+        <w:t xml:space="preserve"> </w:t>
+      </w:r>
       <w:hyperlink r:id="rId46">
         <w:r>
           <w:rPr>
             <w:rStyle w:val="Hyperlink"/>
           </w:rPr>
-          <w:t xml:space="preserve">https://doi.org/10.1371/journal.pcbi.1007838</w:t>
+          <w:t xml:space="preserve">https://doi.org/10.1111/1753-6405.12876</w:t>
         </w:r>
       </w:hyperlink>
     </w:p>

--- a/cv/index.docx
+++ b/cv/index.docx
@@ -38,7 +38,7 @@
         <w:t xml:space="preserve">Email: michael.lydeamore@monash.edu</w:t>
       </w:r>
     </w:p>
-    <w:bookmarkStart w:id="20" w:name="appointments-held"/>
+    <w:bookmarkStart w:id="9" w:name="Xc8059d9bcf699c567a421ab09614122309727e1"/>
     <w:p>
       <w:pPr>
         <w:pStyle w:val="Heading2"/>
@@ -216,8 +216,8 @@
         <w:t xml:space="preserve">2018 — 2019</w:t>
       </w:r>
     </w:p>
-    <w:bookmarkEnd w:id="20"/>
-    <w:bookmarkStart w:id="21" w:name="education"/>
+    <w:bookmarkEnd w:id="9"/>
+    <w:bookmarkStart w:id="10" w:name="X23544c3f9a89e68781019cf9cd568a35236c595"/>
     <w:p>
       <w:pPr>
         <w:pStyle w:val="Heading2"/>
@@ -339,8 +339,8 @@
         <w:t xml:space="preserve">2010 — 2013</w:t>
       </w:r>
     </w:p>
-    <w:bookmarkEnd w:id="21"/>
-    <w:bookmarkStart w:id="48" w:name="publications"/>
+    <w:bookmarkEnd w:id="10"/>
+    <w:bookmarkStart w:id="37" w:name="Xe73c796a390e37036092834452723a58574179d"/>
     <w:p>
       <w:pPr>
         <w:pStyle w:val="Heading2"/>
@@ -352,7 +352,7 @@
         <w:t xml:space="preserve">Publications</w:t>
       </w:r>
     </w:p>
-    <w:bookmarkStart w:id="27" w:name="preprints"/>
+    <w:bookmarkStart w:id="16" w:name="preprints"/>
     <w:p>
       <w:pPr>
         <w:pStyle w:val="Heading3"/>
@@ -403,7 +403,7 @@
       <w:r>
         <w:t xml:space="preserve"> </w:t>
       </w:r>
-      <w:hyperlink r:id="rId22">
+      <w:hyperlink r:id="rId11">
         <w:r>
           <w:rPr>
             <w:rStyle w:val="Hyperlink"/>
@@ -454,7 +454,7 @@
       <w:r>
         <w:t xml:space="preserve"> </w:t>
       </w:r>
-      <w:hyperlink r:id="rId23">
+      <w:hyperlink r:id="rId12">
         <w:r>
           <w:rPr>
             <w:rStyle w:val="Hyperlink"/>
@@ -508,7 +508,7 @@
       <w:r>
         <w:t xml:space="preserve"> </w:t>
       </w:r>
-      <w:hyperlink r:id="rId24">
+      <w:hyperlink r:id="rId13">
         <w:r>
           <w:rPr>
             <w:rStyle w:val="Hyperlink"/>
@@ -559,7 +559,7 @@
       <w:r>
         <w:t xml:space="preserve"> </w:t>
       </w:r>
-      <w:hyperlink r:id="rId25">
+      <w:hyperlink r:id="rId14">
         <w:r>
           <w:rPr>
             <w:rStyle w:val="Hyperlink"/>
@@ -607,7 +607,7 @@
       <w:r>
         <w:t xml:space="preserve"> </w:t>
       </w:r>
-      <w:hyperlink r:id="rId26">
+      <w:hyperlink r:id="rId15">
         <w:r>
           <w:rPr>
             <w:rStyle w:val="Hyperlink"/>
@@ -616,8 +616,8 @@
         </w:r>
       </w:hyperlink>
     </w:p>
-    <w:bookmarkEnd w:id="27"/>
-    <w:bookmarkStart w:id="47" w:name="peer-reviewed-articles"/>
+    <w:bookmarkEnd w:id="16"/>
+    <w:bookmarkStart w:id="36" w:name="peer-reviewed-articles"/>
     <w:p>
       <w:pPr>
         <w:pStyle w:val="Heading3"/>
@@ -672,7 +672,7 @@
       <w:r>
         <w:t xml:space="preserve"> </w:t>
       </w:r>
-      <w:hyperlink r:id="rId28">
+      <w:hyperlink r:id="rId17">
         <w:r>
           <w:rPr>
             <w:rStyle w:val="Hyperlink"/>
@@ -733,7 +733,7 @@
       <w:r>
         <w:t xml:space="preserve"> </w:t>
       </w:r>
-      <w:hyperlink r:id="rId29">
+      <w:hyperlink r:id="rId18">
         <w:r>
           <w:rPr>
             <w:rStyle w:val="Hyperlink"/>
@@ -794,7 +794,7 @@
       <w:r>
         <w:t xml:space="preserve"> </w:t>
       </w:r>
-      <w:hyperlink r:id="rId30">
+      <w:hyperlink r:id="rId19">
         <w:r>
           <w:rPr>
             <w:rStyle w:val="Hyperlink"/>
@@ -855,7 +855,7 @@
       <w:r>
         <w:t xml:space="preserve"> </w:t>
       </w:r>
-      <w:hyperlink r:id="rId31">
+      <w:hyperlink r:id="rId20">
         <w:r>
           <w:rPr>
             <w:rStyle w:val="Hyperlink"/>
@@ -897,7 +897,7 @@
       <w:r>
         <w:t xml:space="preserve"> </w:t>
       </w:r>
-      <w:hyperlink r:id="rId32">
+      <w:hyperlink r:id="rId21">
         <w:r>
           <w:rPr>
             <w:rStyle w:val="Hyperlink"/>
@@ -952,7 +952,7 @@
       <w:r>
         <w:t xml:space="preserve"> </w:t>
       </w:r>
-      <w:hyperlink r:id="rId33">
+      <w:hyperlink r:id="rId22">
         <w:r>
           <w:rPr>
             <w:rStyle w:val="Hyperlink"/>
@@ -1013,7 +1013,7 @@
       <w:r>
         <w:t xml:space="preserve"> </w:t>
       </w:r>
-      <w:hyperlink r:id="rId34">
+      <w:hyperlink r:id="rId23">
         <w:r>
           <w:rPr>
             <w:rStyle w:val="Hyperlink"/>
@@ -1074,7 +1074,7 @@
       <w:r>
         <w:t xml:space="preserve"> </w:t>
       </w:r>
-      <w:hyperlink r:id="rId35">
+      <w:hyperlink r:id="rId24">
         <w:r>
           <w:rPr>
             <w:rStyle w:val="Hyperlink"/>
@@ -1135,7 +1135,7 @@
       <w:r>
         <w:t xml:space="preserve"> </w:t>
       </w:r>
-      <w:hyperlink r:id="rId36">
+      <w:hyperlink r:id="rId25">
         <w:r>
           <w:rPr>
             <w:rStyle w:val="Hyperlink"/>
@@ -1196,7 +1196,7 @@
       <w:r>
         <w:t xml:space="preserve"> </w:t>
       </w:r>
-      <w:hyperlink r:id="rId37">
+      <w:hyperlink r:id="rId26">
         <w:r>
           <w:rPr>
             <w:rStyle w:val="Hyperlink"/>
@@ -1257,7 +1257,7 @@
       <w:r>
         <w:t xml:space="preserve"> </w:t>
       </w:r>
-      <w:hyperlink r:id="rId38">
+      <w:hyperlink r:id="rId27">
         <w:r>
           <w:rPr>
             <w:rStyle w:val="Hyperlink"/>
@@ -1318,7 +1318,7 @@
       <w:r>
         <w:t xml:space="preserve"> </w:t>
       </w:r>
-      <w:hyperlink r:id="rId39">
+      <w:hyperlink r:id="rId28">
         <w:r>
           <w:rPr>
             <w:rStyle w:val="Hyperlink"/>
@@ -1373,7 +1373,7 @@
       <w:r>
         <w:t xml:space="preserve"> </w:t>
       </w:r>
-      <w:hyperlink r:id="rId40">
+      <w:hyperlink r:id="rId29">
         <w:r>
           <w:rPr>
             <w:rStyle w:val="Hyperlink"/>
@@ -1434,7 +1434,7 @@
       <w:r>
         <w:t xml:space="preserve"> </w:t>
       </w:r>
-      <w:hyperlink r:id="rId41">
+      <w:hyperlink r:id="rId30">
         <w:r>
           <w:rPr>
             <w:rStyle w:val="Hyperlink"/>
@@ -1495,7 +1495,7 @@
       <w:r>
         <w:t xml:space="preserve"> </w:t>
       </w:r>
-      <w:hyperlink r:id="rId42">
+      <w:hyperlink r:id="rId31">
         <w:r>
           <w:rPr>
             <w:rStyle w:val="Hyperlink"/>
@@ -1556,7 +1556,7 @@
       <w:r>
         <w:t xml:space="preserve"> </w:t>
       </w:r>
-      <w:hyperlink r:id="rId43">
+      <w:hyperlink r:id="rId32">
         <w:r>
           <w:rPr>
             <w:rStyle w:val="Hyperlink"/>
@@ -1601,7 +1601,7 @@
       <w:r>
         <w:t xml:space="preserve"> </w:t>
       </w:r>
-      <w:hyperlink r:id="rId44">
+      <w:hyperlink r:id="rId33">
         <w:r>
           <w:rPr>
             <w:rStyle w:val="Hyperlink"/>
@@ -1706,7 +1706,7 @@
       <w:r>
         <w:t xml:space="preserve"> </w:t>
       </w:r>
-      <w:hyperlink r:id="rId45">
+      <w:hyperlink r:id="rId34">
         <w:r>
           <w:rPr>
             <w:rStyle w:val="Hyperlink"/>
@@ -1767,7 +1767,7 @@
       <w:r>
         <w:t xml:space="preserve"> </w:t>
       </w:r>
-      <w:hyperlink r:id="rId46">
+      <w:hyperlink r:id="rId35">
         <w:r>
           <w:rPr>
             <w:rStyle w:val="Hyperlink"/>
@@ -1776,9 +1776,9 @@
         </w:r>
       </w:hyperlink>
     </w:p>
-    <w:bookmarkEnd w:id="47"/>
-    <w:bookmarkEnd w:id="48"/>
-    <w:bookmarkStart w:id="49" w:name="funding"/>
+    <w:bookmarkEnd w:id="36"/>
+    <w:bookmarkEnd w:id="37"/>
+    <w:bookmarkStart w:id="38" w:name="Xb1e26117d1f5319ba05840c2b1f3c49501fcf7a"/>
     <w:p>
       <w:pPr>
         <w:pStyle w:val="Heading2"/>
@@ -2100,8 +2100,8 @@
         <w:t xml:space="preserve">2021</w:t>
       </w:r>
     </w:p>
-    <w:bookmarkEnd w:id="49"/>
-    <w:bookmarkStart w:id="50" w:name="Xbc568e7f5d2fd0d767cf980278c77384c0244ab"/>
+    <w:bookmarkEnd w:id="38"/>
+    <w:bookmarkStart w:id="39" w:name="Xbc568e7f5d2fd0d767cf980278c77384c0244ab"/>
     <w:p>
       <w:pPr>
         <w:pStyle w:val="Heading2"/>
@@ -2871,8 +2871,8 @@
         <w:t xml:space="preserve">2016</w:t>
       </w:r>
     </w:p>
-    <w:bookmarkEnd w:id="50"/>
-    <w:bookmarkStart w:id="54" w:name="teaching"/>
+    <w:bookmarkEnd w:id="39"/>
+    <w:bookmarkStart w:id="43" w:name="X1e82c2a6649bab1c469d933c666818f246bb338"/>
     <w:p>
       <w:pPr>
         <w:pStyle w:val="Heading2"/>
@@ -2884,7 +2884,7 @@
         <w:t xml:space="preserve">Teaching</w:t>
       </w:r>
     </w:p>
-    <w:bookmarkStart w:id="51" w:name="lecturer"/>
+    <w:bookmarkStart w:id="40" w:name="lecturer"/>
     <w:p>
       <w:pPr>
         <w:pStyle w:val="Heading3"/>
@@ -3041,8 +3041,8 @@
         <w:t xml:space="preserve">2022</w:t>
       </w:r>
     </w:p>
-    <w:bookmarkEnd w:id="51"/>
-    <w:bookmarkStart w:id="52" w:name="tutor"/>
+    <w:bookmarkEnd w:id="40"/>
+    <w:bookmarkStart w:id="41" w:name="tutor"/>
     <w:p>
       <w:pPr>
         <w:pStyle w:val="Heading3"/>
@@ -3103,8 +3103,8 @@
         <w:t xml:space="preserve">2018</w:t>
       </w:r>
     </w:p>
-    <w:bookmarkEnd w:id="52"/>
-    <w:bookmarkStart w:id="53" w:name="teaching-service"/>
+    <w:bookmarkEnd w:id="41"/>
+    <w:bookmarkStart w:id="42" w:name="teaching-service"/>
     <w:p>
       <w:pPr>
         <w:pStyle w:val="Heading3"/>
@@ -3145,9 +3145,9 @@
         <w:t xml:space="preserve">2024–</w:t>
       </w:r>
     </w:p>
-    <w:bookmarkEnd w:id="53"/>
-    <w:bookmarkEnd w:id="54"/>
-    <w:bookmarkStart w:id="55" w:name="awards"/>
+    <w:bookmarkEnd w:id="42"/>
+    <w:bookmarkEnd w:id="43"/>
+    <w:bookmarkStart w:id="44" w:name="X5e99631649743b436d3794bfe1aa8be521e44f3"/>
     <w:p>
       <w:pPr>
         <w:pStyle w:val="Heading2"/>
@@ -3437,8 +3437,8 @@
         <w:t xml:space="preserve">2015</w:t>
       </w:r>
     </w:p>
-    <w:bookmarkEnd w:id="55"/>
-    <w:bookmarkStart w:id="56" w:name="academic-service-community-engagment"/>
+    <w:bookmarkEnd w:id="44"/>
+    <w:bookmarkStart w:id="45" w:name="X2256e31efdc7f97207e8409d9adcd6cfc08cba6"/>
     <w:p>
       <w:pPr>
         <w:pStyle w:val="Heading2"/>
@@ -4004,8 +4004,8 @@
         <w:t xml:space="preserve">PLoS Comptuational Biology; Scientific Reports; Journal of Applied Mathematics; Journal of Statistical Software; Epidemiology &amp; Infection; Mathematics; Medial Journal of Australia; International Tropical Health; Journal of Antimicrobial Resistance; The R Journal</w:t>
       </w:r>
     </w:p>
-    <w:bookmarkEnd w:id="56"/>
-    <w:bookmarkStart w:id="57" w:name="professional-memberships"/>
+    <w:bookmarkEnd w:id="45"/>
+    <w:bookmarkStart w:id="46" w:name="Xa2af00de5b11de34619de775357a305ba94963c"/>
     <w:p>
       <w:pPr>
         <w:pStyle w:val="Heading2"/>
@@ -4063,7 +4063,7 @@
         <w:t xml:space="preserve">2015–</w:t>
       </w:r>
     </w:p>
-    <w:bookmarkEnd w:id="57"/>
+    <w:bookmarkEnd w:id="46"/>
     <w:sectPr>
       <w:footnotePr>
         <w:numRestart w:val="eachSect"/>
@@ -4330,10 +4330,10 @@
   <w:docDefaults>
     <w:rPrDefault>
       <w:rPr>
-        <w:rFonts w:asciiTheme="minorHAnsi" w:cstheme="minorBidi" w:eastAsiaTheme="minorHAnsi" w:hAnsiTheme="minorHAnsi"/>
+        <w:rFonts w:asciiTheme="minorHAnsi" w:cstheme="minorBidi" w:eastAsiaTheme="minorEastAsia" w:hAnsiTheme="minorHAnsi"/>
         <w:sz w:val="24"/>
         <w:szCs w:val="24"/>
-        <w:lang w:bidi="ar-SA" w:eastAsia="en-US" w:val="en-US"/>
+        <w:lang w:bidi="ar-SA" w:eastAsia="zh-CN" w:val="en-US"/>
       </w:rPr>
     </w:rPrDefault>
     <w:pPrDefault>
@@ -4874,13 +4874,6 @@
       </w:tblCellMar>
     </w:tblPr>
     <w:tblStylePr w:type="firstRow">
-      <w:tblPr>
-        <w:jc w:val="left"/>
-        <w:tblInd w:type="dxa" w:w="0"/>
-      </w:tblPr>
-      <w:trPr>
-        <w:jc w:val="left"/>
-      </w:trPr>
       <w:tcPr>
         <w:tcBorders>
           <w:bottom w:val="single"/>

--- a/cv/index.docx
+++ b/cv/index.docx
@@ -1573,6 +1573,56 @@
         </w:numPr>
       </w:pPr>
       <w:r>
+        <w:t xml:space="preserve">Sullivan, S. G., Brotherton, J. M., Lynch, B. M., Cheung, A.,</w:t>
+      </w:r>
+      <w:r>
+        <w:t xml:space="preserve"> </w:t>
+      </w:r>
+      <w:r>
+        <w:rPr>
+          <w:b/>
+          <w:bCs/>
+        </w:rPr>
+        <w:t xml:space="preserve">Lydeamore, M.</w:t>
+      </w:r>
+      <w:r>
+        <w:t xml:space="preserve">, Stevenson, M., Firestone, S., Canevari, J., Nguyen, H. N. J., &amp; Carville, K. S. (2021). Population-based analysis of the epidemiological features of COVID-19 epidemics in Victoria, Australia, January 2020-March 2021, and their suppression through comprehensive control strategies.</w:t>
+      </w:r>
+      <w:r>
+        <w:t xml:space="preserve"> </w:t>
+      </w:r>
+      <w:r>
+        <w:rPr>
+          <w:i/>
+          <w:iCs/>
+        </w:rPr>
+        <w:t xml:space="preserve">Lancet Regional Health - Western Pacific</w:t>
+      </w:r>
+      <w:r>
+        <w:t xml:space="preserve">,</w:t>
+      </w:r>
+      <w:r>
+        <w:t xml:space="preserve"> </w:t>
+      </w:r>
+      <w:r>
+        <w:rPr>
+          <w:i/>
+          <w:iCs/>
+        </w:rPr>
+        <w:t xml:space="preserve">17</w:t>
+      </w:r>
+      <w:r>
+        <w:t xml:space="preserve">.</w:t>
+      </w:r>
+    </w:p>
+    <w:p>
+      <w:pPr>
+        <w:numPr>
+          <w:ilvl w:val="0"/>
+          <w:numId w:val="1002"/>
+        </w:numPr>
+      </w:pPr>
+      <w:r>
         <w:rPr>
           <w:b/>
           <w:bCs/>
@@ -1609,56 +1659,6 @@
           <w:t xml:space="preserve">https://austms.org.au/wp-content/uploads/2021/07/Lydeamore.pdf</w:t>
         </w:r>
       </w:hyperlink>
-    </w:p>
-    <w:p>
-      <w:pPr>
-        <w:numPr>
-          <w:ilvl w:val="0"/>
-          <w:numId w:val="1002"/>
-        </w:numPr>
-      </w:pPr>
-      <w:r>
-        <w:t xml:space="preserve">Sullivan, S. G., Brotherton, J. M., Lynch, B. M., Cheung, A.,</w:t>
-      </w:r>
-      <w:r>
-        <w:t xml:space="preserve"> </w:t>
-      </w:r>
-      <w:r>
-        <w:rPr>
-          <w:b/>
-          <w:bCs/>
-        </w:rPr>
-        <w:t xml:space="preserve">Lydeamore, M.</w:t>
-      </w:r>
-      <w:r>
-        <w:t xml:space="preserve">, Stevenson, M., Firestone, S., Canevari, J., Nguyen, H. N. J., &amp; Carville, K. S. (2021). Population-based analysis of the epidemiological features of COVID-19 epidemics in Victoria, Australia, January 2020-March 2021, and their suppression through comprehensive control strategies.</w:t>
-      </w:r>
-      <w:r>
-        <w:t xml:space="preserve"> </w:t>
-      </w:r>
-      <w:r>
-        <w:rPr>
-          <w:i/>
-          <w:iCs/>
-        </w:rPr>
-        <w:t xml:space="preserve">Lancet Regional Health - Western Pacific</w:t>
-      </w:r>
-      <w:r>
-        <w:t xml:space="preserve">,</w:t>
-      </w:r>
-      <w:r>
-        <w:t xml:space="preserve"> </w:t>
-      </w:r>
-      <w:r>
-        <w:rPr>
-          <w:i/>
-          <w:iCs/>
-        </w:rPr>
-        <w:t xml:space="preserve">17</w:t>
-      </w:r>
-      <w:r>
-        <w:t xml:space="preserve">.</w:t>
-      </w:r>
     </w:p>
     <w:p>
       <w:pPr>
